--- a/docs/enablement/word/Enablement-What-It-Is-v1.0.docx
+++ b/docs/enablement/word/Enablement-What-It-Is-v1.0.docx
@@ -441,7 +441,7 @@
               <w:rPr>
                 <w:rStyle w:val="IndexLink"/>
               </w:rPr>
-              <w:t xml:space="default">Where the AI is</w:t>
+              <w:t xml:space="default">Where AI and credits fit</w:t>
               <w:tab/>
               <w:t xml:space="default"/>
             </w:r>
@@ -640,7 +640,7 @@
           <w:sz w:val="21"/>
           <w:szCs w:val="21"/>
         </w:rPr>
-        <w:t xml:space="preserve">It is not a tool that sorts visitors into segments by rule. For each visitor, it keeps a graded interest in each thing they engage with, rising with what they do and fading with time. Even an audience follows from it: a visitor joins at one line and leaves only below a lower one, so no one flickers in and out. The brand's rules govern the page, not the person.</w:t>
+        <w:t xml:space="preserve">It is not a tool that places visitors into segments by rule. For each visitor, it keeps a graded interest in each thing they engage with, rising with what they do and fading with time. The brand's rules govern the page, not the person.</w:t>
       </w:r>
     </w:p>
     <w:p>
@@ -654,7 +654,7 @@
           <w:sz w:val="21"/>
           <w:szCs w:val="21"/>
         </w:rPr>
-        <w:t xml:space="preserve">It is not an AI model deciding in the moment. It calls no AI model to decide: each decision is arithmetic on the visitor's interests, their context and the brand's published settings, with a receipt that writes the arithmetic out. Generative AI has a place, outside the decision; see </w:t>
+        <w:t xml:space="preserve">It is not an AI model deciding in the moment. It calls no AI model to decide: each decision is arithmetic on the visitor's interests, their context and the brand's published settings, and every answer carries its reasons. Generative AI has a place, outside the decision; see </w:t>
       </w:r>
       <w:hyperlink w:history="1" w:anchor="sec3">
         <w:r>
@@ -665,7 +665,7 @@
             <w:szCs w:val="21"/>
             <w:u w:val="single"/>
           </w:rPr>
-          <w:t xml:space="preserve">Where the AI is</w:t>
+          <w:t xml:space="preserve">Where AI and credits fit</w:t>
         </w:r>
       </w:hyperlink>
       <w:r>
@@ -708,7 +708,7 @@
           <w:sz w:val="21"/>
           <w:szCs w:val="21"/>
         </w:rPr>
-        <w:t xml:space="preserve">Follow one visitor through one session: before they arrive, as they browse, when they leave, and afterwards. A dimension is something the brand scores on, such as category, color or price band; a dimension value is one entry on it, such as black.</w:t>
+        <w:t xml:space="preserve">Follow one visitor through one session: before they arrive, as they browse, when they leave, and afterward. A dimension is something the brand scores on, such as category, color or price band; a dimension value is one entry on it, such as black.</w:t>
       </w:r>
     </w:p>
     <w:p>
@@ -733,7 +733,7 @@
           <w:sz w:val="21"/>
           <w:szCs w:val="21"/>
         </w:rPr>
-        <w:t xml:space="preserve"> Before they arrive, the brand has published its content and its rules for each slot, a place on a page that the engine decides. When they arrive, nothing is watched until the site passes on their explicit consent choice; a missing or expired one counts as no. With consent, the engine notes what they view, save, buy or add to their bag.</w:t>
+        <w:t xml:space="preserve"> Before they arrive, the brand has published its content and its rules for each slot, a place on a page that the engine decides. When they arrive, nothing is watched until the site passes on their explicit consent choice; a missing or expired one counts as no. With consent, the engine notes what they view, save, buy or add to their cart.</w:t>
       </w:r>
     </w:p>
     <w:p>
@@ -758,7 +758,7 @@
           <w:sz w:val="21"/>
           <w:szCs w:val="21"/>
         </w:rPr>
-        <w:t xml:space="preserve"> When they view a black wool coat, their interests in coats, black and wool all grow, by as much as the brand says a view counts. Decisions read these interests, not a list of their clicks.</w:t>
+        <w:t xml:space="preserve"> When they view a black wool coat, their interests in coats, black and wool all grow, by as much as the brand says a view counts. Decisions read these interests, not a list of their clicks. Even an audience follows from these interests: a visitor joins at one line and leaves only below a lower one, so no one flickers in and out.</w:t>
       </w:r>
     </w:p>
     <w:p>
@@ -783,7 +783,7 @@
           <w:sz w:val="21"/>
           <w:szCs w:val="21"/>
         </w:rPr>
-        <w:t xml:space="preserve"> Each time a page asks, the brand's rules come first: which pieces of content may show, by date, stock and region, and which a merchandiser has pinned. The rest are ranked by how well each piece's tags match the visitor's interests, weighted per slot: a piece tagged coats and black rises for this visitor. For a new visitor, the engine's cold start can use how they arrived, such as the campaign they clicked, and the regional prior: what visitors in the same region are interested in. The brand's own page renders the answer, and every decision gets a receipt.</w:t>
+        <w:t xml:space="preserve"> Each time a page asks, the brand's rules come first: which pieces of content may show, by date, stock and region, and which a merchandiser has pinned. The rest are ranked by how well each piece's tags match the visitor's interests, weighted per slot: a piece tagged coats and black rises for this visitor. For a new visitor, the engine's cold start can use how they arrived, such as the campaign they clicked, and the regional prior: what visitors in the same region are interested in. The brand's own page renders the answer, and every answer carries its reasons.</w:t>
       </w:r>
     </w:p>
     <w:p>
@@ -808,7 +808,7 @@
           <w:sz w:val="21"/>
           <w:szCs w:val="21"/>
         </w:rPr>
-        <w:t xml:space="preserve"> When the visitor leaves, nothing more is added and their interests keep fading. Each dimension can have its own memory, from minutes to weeks. Time only lowers an interest; only what they do can raise it. For a live site, the memory is chosen with each customer.</w:t>
+        <w:t xml:space="preserve"> When the visitor leaves, nothing more is added and their interests keep fading. Each dimension can have its own memory: 14 days by default, and at most 90. Time only lowers an interest; only what they do can raise it. For a live site, the memory is chosen with each customer.</w:t>
       </w:r>
     </w:p>
     <w:p>
@@ -833,7 +833,7 @@
           <w:sz w:val="21"/>
           <w:szCs w:val="21"/>
         </w:rPr>
-        <w:t xml:space="preserve"> From the first day, the engine counts what each piece earned, such as a click or a purchase, credited to the decision that showed it. Those counts move a slot's ranking only as far as its learning dial allows; only a person turns the dial, and it starts at zero. The learning is counting, not an AI model.</w:t>
+        <w:t xml:space="preserve"> With the visitor's consent, the engine counts what each piece earned, such as a click or a purchase, credited to the decision that showed it. Those counts move a slot's ranking only as far as its learning dial allows; only a person turns the dial, and it starts at zero. The learning is counting, not an AI model.</w:t>
       </w:r>
     </w:p>
     <w:p>
@@ -847,7 +847,7 @@
           <w:sz w:val="21"/>
           <w:szCs w:val="21"/>
         </w:rPr>
-        <w:t xml:space="preserve">Each step carries a verdict in one legend: </w:t>
+        <w:t xml:space="preserve">Each step carries a verdict in one legend. </w:t>
       </w:r>
       <w:r>
         <w:rPr>
@@ -867,7 +867,7 @@
           <w:sz w:val="21"/>
           <w:szCs w:val="21"/>
         </w:rPr>
-        <w:t xml:space="preserve">, in the code and exercised; </w:t>
+        <w:t xml:space="preserve">: in the code and exercised. </w:t>
       </w:r>
       <w:r>
         <w:rPr>
@@ -887,7 +887,7 @@
           <w:sz w:val="21"/>
           <w:szCs w:val="21"/>
         </w:rPr>
-        <w:t xml:space="preserve">, in an architecture document, not yet in the code; </w:t>
+        <w:t xml:space="preserve">: in an architecture document, not in the code. </w:t>
       </w:r>
       <w:r>
         <w:rPr>
@@ -907,7 +907,7 @@
           <w:sz w:val="21"/>
           <w:szCs w:val="21"/>
         </w:rPr>
-        <w:t xml:space="preserve">, no decision yet.</w:t>
+        <w:t xml:space="preserve">: no decision yet.</w:t>
       </w:r>
     </w:p>
     <w:tbl>
@@ -923,9 +923,10 @@
         </w:tblBorders>
       </w:tblPr>
       <w:tblGrid>
-        <w:gridCol w:w="2404"/>
-        <w:gridCol w:w="2343"/>
-        <w:gridCol w:w="4613"/>
+        <w:gridCol w:w="2161"/>
+        <w:gridCol w:w="2000"/>
+        <w:gridCol w:w="3918"/>
+        <w:gridCol w:w="1281"/>
       </w:tblGrid>
       <w:tr>
         <w:trPr>
@@ -933,7 +934,7 @@
         </w:trPr>
         <w:tc>
           <w:tcPr>
-            <w:tcW w:type="dxa" w:w="2404"/>
+            <w:tcW w:type="dxa" w:w="2161"/>
             <w:shd w:fill="E8EDF4" w:val="clear"/>
             <w:tcMar>
               <w:top w:type="dxa" w:w="70"/>
@@ -961,7 +962,7 @@
         </w:tc>
         <w:tc>
           <w:tcPr>
-            <w:tcW w:type="dxa" w:w="2343"/>
+            <w:tcW w:type="dxa" w:w="2000"/>
             <w:shd w:fill="E8EDF4" w:val="clear"/>
             <w:tcMar>
               <w:top w:type="dxa" w:w="70"/>
@@ -989,7 +990,7 @@
         </w:tc>
         <w:tc>
           <w:tcPr>
-            <w:tcW w:type="dxa" w:w="4613"/>
+            <w:tcW w:type="dxa" w:w="3918"/>
             <w:shd w:fill="E8EDF4" w:val="clear"/>
             <w:tcMar>
               <w:top w:type="dxa" w:w="70"/>
@@ -1011,6 +1012,34 @@
                 <w:sz w:val="19"/>
                 <w:szCs w:val="19"/>
               </w:rPr>
+              <w:t xml:space="preserve">What happens</w:t>
+            </w:r>
+          </w:p>
+        </w:tc>
+        <w:tc>
+          <w:tcPr>
+            <w:tcW w:type="dxa" w:w="1281"/>
+            <w:shd w:fill="E8EDF4" w:val="clear"/>
+            <w:tcMar>
+              <w:top w:type="dxa" w:w="70"/>
+              <w:left w:type="dxa" w:w="110"/>
+              <w:bottom w:type="dxa" w:w="70"/>
+              <w:right w:type="dxa" w:w="110"/>
+            </w:tcMar>
+          </w:tcPr>
+          <w:p>
+            <w:pPr>
+              <w:spacing w:after="0" w:before="0" w:line="252"/>
+            </w:pPr>
+            <w:r>
+              <w:rPr>
+                <w:rFonts w:ascii="Calibri" w:cs="Calibri" w:eastAsia="Calibri" w:hAnsi="Calibri"/>
+                <w:b/>
+                <w:bCs/>
+                <w:color w:val="11142A"/>
+                <w:sz w:val="19"/>
+                <w:szCs w:val="19"/>
+              </w:rPr>
               <w:t xml:space="preserve">Verdict</w:t>
             </w:r>
           </w:p>
@@ -1019,7 +1048,7 @@
       <w:tr>
         <w:tc>
           <w:tcPr>
-            <w:tcW w:type="dxa" w:w="2404"/>
+            <w:tcW w:type="dxa" w:w="2161"/>
             <w:shd w:fill="FFFFFF" w:val="clear"/>
             <w:tcMar>
               <w:top w:type="dxa" w:w="70"/>
@@ -1045,7 +1074,7 @@
         </w:tc>
         <w:tc>
           <w:tcPr>
-            <w:tcW w:type="dxa" w:w="2343"/>
+            <w:tcW w:type="dxa" w:w="2000"/>
             <w:shd w:fill="FFFFFF" w:val="clear"/>
             <w:tcMar>
               <w:top w:type="dxa" w:w="70"/>
@@ -1071,7 +1100,33 @@
         </w:tc>
         <w:tc>
           <w:tcPr>
-            <w:tcW w:type="dxa" w:w="4613"/>
+            <w:tcW w:type="dxa" w:w="3918"/>
+            <w:shd w:fill="FFFFFF" w:val="clear"/>
+            <w:tcMar>
+              <w:top w:type="dxa" w:w="70"/>
+              <w:left w:type="dxa" w:w="110"/>
+              <w:bottom w:type="dxa" w:w="70"/>
+              <w:right w:type="dxa" w:w="110"/>
+            </w:tcMar>
+          </w:tcPr>
+          <w:p>
+            <w:pPr>
+              <w:spacing w:after="0" w:before="0" w:line="252"/>
+            </w:pPr>
+            <w:r>
+              <w:rPr>
+                <w:rFonts w:ascii="Calibri" w:cs="Calibri" w:eastAsia="Calibri" w:hAnsi="Calibri"/>
+                <w:color w:val="1A1A1A"/>
+                <w:sz w:val="19"/>
+                <w:szCs w:val="19"/>
+              </w:rPr>
+              <w:t xml:space="preserve">Nothing, until the visitor makes an explicit choice</w:t>
+            </w:r>
+          </w:p>
+        </w:tc>
+        <w:tc>
+          <w:tcPr>
+            <w:tcW w:type="dxa" w:w="1281"/>
             <w:shd w:fill="FFFFFF" w:val="clear"/>
             <w:tcMar>
               <w:top w:type="dxa" w:w="70"/>
@@ -1095,22 +1150,13 @@
               </w:rPr>
               <w:t xml:space="preserve">Built</w:t>
             </w:r>
-            <w:r>
-              <w:rPr>
-                <w:rFonts w:ascii="Calibri" w:cs="Calibri" w:eastAsia="Calibri" w:hAnsi="Calibri"/>
-                <w:color w:val="1A1A1A"/>
-                <w:sz w:val="19"/>
-                <w:szCs w:val="19"/>
-              </w:rPr>
-              <w:t xml:space="preserve">: nothing, until the visitor makes an explicit choice</w:t>
-            </w:r>
           </w:p>
         </w:tc>
       </w:tr>
       <w:tr>
         <w:tc>
           <w:tcPr>
-            <w:tcW w:type="dxa" w:w="2404"/>
+            <w:tcW w:type="dxa" w:w="2161"/>
             <w:shd w:fill="F6F8FB" w:val="clear"/>
             <w:tcMar>
               <w:top w:type="dxa" w:w="70"/>
@@ -1136,7 +1182,7 @@
         </w:tc>
         <w:tc>
           <w:tcPr>
-            <w:tcW w:type="dxa" w:w="2343"/>
+            <w:tcW w:type="dxa" w:w="2000"/>
             <w:shd w:fill="F6F8FB" w:val="clear"/>
             <w:tcMar>
               <w:top w:type="dxa" w:w="70"/>
@@ -1162,7 +1208,33 @@
         </w:tc>
         <w:tc>
           <w:tcPr>
-            <w:tcW w:type="dxa" w:w="4613"/>
+            <w:tcW w:type="dxa" w:w="3918"/>
+            <w:shd w:fill="F6F8FB" w:val="clear"/>
+            <w:tcMar>
+              <w:top w:type="dxa" w:w="70"/>
+              <w:left w:type="dxa" w:w="110"/>
+              <w:bottom w:type="dxa" w:w="70"/>
+              <w:right w:type="dxa" w:w="110"/>
+            </w:tcMar>
+          </w:tcPr>
+          <w:p>
+            <w:pPr>
+              <w:spacing w:after="0" w:before="0" w:line="252"/>
+            </w:pPr>
+            <w:r>
+              <w:rPr>
+                <w:rFonts w:ascii="Calibri" w:cs="Calibri" w:eastAsia="Calibri" w:hAnsi="Calibri"/>
+                <w:color w:val="1A1A1A"/>
+                <w:sz w:val="19"/>
+                <w:szCs w:val="19"/>
+              </w:rPr>
+              <w:t xml:space="preserve">A graded interest per dimension value</w:t>
+            </w:r>
+          </w:p>
+        </w:tc>
+        <w:tc>
+          <w:tcPr>
+            <w:tcW w:type="dxa" w:w="1281"/>
             <w:shd w:fill="F6F8FB" w:val="clear"/>
             <w:tcMar>
               <w:top w:type="dxa" w:w="70"/>
@@ -1186,22 +1258,13 @@
               </w:rPr>
               <w:t xml:space="preserve">Built</w:t>
             </w:r>
-            <w:r>
-              <w:rPr>
-                <w:rFonts w:ascii="Calibri" w:cs="Calibri" w:eastAsia="Calibri" w:hAnsi="Calibri"/>
-                <w:color w:val="1A1A1A"/>
-                <w:sz w:val="19"/>
-                <w:szCs w:val="19"/>
-              </w:rPr>
-              <w:t xml:space="preserve">: a graded interest per dimension value</w:t>
-            </w:r>
           </w:p>
         </w:tc>
       </w:tr>
       <w:tr>
         <w:tc>
           <w:tcPr>
-            <w:tcW w:type="dxa" w:w="2404"/>
+            <w:tcW w:type="dxa" w:w="2161"/>
             <w:shd w:fill="FFFFFF" w:val="clear"/>
             <w:tcMar>
               <w:top w:type="dxa" w:w="70"/>
@@ -1227,7 +1290,7 @@
         </w:tc>
         <w:tc>
           <w:tcPr>
-            <w:tcW w:type="dxa" w:w="2343"/>
+            <w:tcW w:type="dxa" w:w="2000"/>
             <w:shd w:fill="FFFFFF" w:val="clear"/>
             <w:tcMar>
               <w:top w:type="dxa" w:w="70"/>
@@ -1253,7 +1316,33 @@
         </w:tc>
         <w:tc>
           <w:tcPr>
-            <w:tcW w:type="dxa" w:w="4613"/>
+            <w:tcW w:type="dxa" w:w="3918"/>
+            <w:shd w:fill="FFFFFF" w:val="clear"/>
+            <w:tcMar>
+              <w:top w:type="dxa" w:w="70"/>
+              <w:left w:type="dxa" w:w="110"/>
+              <w:bottom w:type="dxa" w:w="70"/>
+              <w:right w:type="dxa" w:w="110"/>
+            </w:tcMar>
+          </w:tcPr>
+          <w:p>
+            <w:pPr>
+              <w:spacing w:after="0" w:before="0" w:line="252"/>
+            </w:pPr>
+            <w:r>
+              <w:rPr>
+                <w:rFonts w:ascii="Calibri" w:cs="Calibri" w:eastAsia="Calibri" w:hAnsi="Calibri"/>
+                <w:color w:val="1A1A1A"/>
+                <w:sz w:val="19"/>
+                <w:szCs w:val="19"/>
+              </w:rPr>
+              <w:t xml:space="preserve">The brand's rules first, then the visitor's interests; every answer carries its reasons</w:t>
+            </w:r>
+          </w:p>
+        </w:tc>
+        <w:tc>
+          <w:tcPr>
+            <w:tcW w:type="dxa" w:w="1281"/>
             <w:shd w:fill="FFFFFF" w:val="clear"/>
             <w:tcMar>
               <w:top w:type="dxa" w:w="70"/>
@@ -1277,22 +1366,13 @@
               </w:rPr>
               <w:t xml:space="preserve">Built</w:t>
             </w:r>
-            <w:r>
-              <w:rPr>
-                <w:rFonts w:ascii="Calibri" w:cs="Calibri" w:eastAsia="Calibri" w:hAnsi="Calibri"/>
-                <w:color w:val="1A1A1A"/>
-                <w:sz w:val="19"/>
-                <w:szCs w:val="19"/>
-              </w:rPr>
-              <w:t xml:space="preserve">: the brand's rules first, then the visitor's interests, with a receipt</w:t>
-            </w:r>
           </w:p>
         </w:tc>
       </w:tr>
       <w:tr>
         <w:tc>
           <w:tcPr>
-            <w:tcW w:type="dxa" w:w="2404"/>
+            <w:tcW w:type="dxa" w:w="2161"/>
             <w:shd w:fill="F6F8FB" w:val="clear"/>
             <w:tcMar>
               <w:top w:type="dxa" w:w="70"/>
@@ -1318,7 +1398,7 @@
         </w:tc>
         <w:tc>
           <w:tcPr>
-            <w:tcW w:type="dxa" w:w="2343"/>
+            <w:tcW w:type="dxa" w:w="2000"/>
             <w:shd w:fill="F6F8FB" w:val="clear"/>
             <w:tcMar>
               <w:top w:type="dxa" w:w="70"/>
@@ -1344,7 +1424,33 @@
         </w:tc>
         <w:tc>
           <w:tcPr>
-            <w:tcW w:type="dxa" w:w="4613"/>
+            <w:tcW w:type="dxa" w:w="3918"/>
+            <w:shd w:fill="F6F8FB" w:val="clear"/>
+            <w:tcMar>
+              <w:top w:type="dxa" w:w="70"/>
+              <w:left w:type="dxa" w:w="110"/>
+              <w:bottom w:type="dxa" w:w="70"/>
+              <w:right w:type="dxa" w:w="110"/>
+            </w:tcMar>
+          </w:tcPr>
+          <w:p>
+            <w:pPr>
+              <w:spacing w:after="0" w:before="0" w:line="252"/>
+            </w:pPr>
+            <w:r>
+              <w:rPr>
+                <w:rFonts w:ascii="Calibri" w:cs="Calibri" w:eastAsia="Calibri" w:hAnsi="Calibri"/>
+                <w:color w:val="1A1A1A"/>
+                <w:sz w:val="19"/>
+                <w:szCs w:val="19"/>
+              </w:rPr>
+              <w:t xml:space="preserve">Every interest, on a memory set per dimension</w:t>
+            </w:r>
+          </w:p>
+        </w:tc>
+        <w:tc>
+          <w:tcPr>
+            <w:tcW w:type="dxa" w:w="1281"/>
             <w:shd w:fill="F6F8FB" w:val="clear"/>
             <w:tcMar>
               <w:top w:type="dxa" w:w="70"/>
@@ -1368,22 +1474,13 @@
               </w:rPr>
               <w:t xml:space="preserve">Built</w:t>
             </w:r>
-            <w:r>
-              <w:rPr>
-                <w:rFonts w:ascii="Calibri" w:cs="Calibri" w:eastAsia="Calibri" w:hAnsi="Calibri"/>
-                <w:color w:val="1A1A1A"/>
-                <w:sz w:val="19"/>
-                <w:szCs w:val="19"/>
-              </w:rPr>
-              <w:t xml:space="preserve">: every interest, on a memory set per dimension</w:t>
-            </w:r>
           </w:p>
         </w:tc>
       </w:tr>
       <w:tr>
         <w:tc>
           <w:tcPr>
-            <w:tcW w:type="dxa" w:w="2404"/>
+            <w:tcW w:type="dxa" w:w="2161"/>
             <w:shd w:fill="FFFFFF" w:val="clear"/>
             <w:tcMar>
               <w:top w:type="dxa" w:w="70"/>
@@ -1409,7 +1506,7 @@
         </w:tc>
         <w:tc>
           <w:tcPr>
-            <w:tcW w:type="dxa" w:w="2343"/>
+            <w:tcW w:type="dxa" w:w="2000"/>
             <w:shd w:fill="FFFFFF" w:val="clear"/>
             <w:tcMar>
               <w:top w:type="dxa" w:w="70"/>
@@ -1429,13 +1526,39 @@
                 <w:sz w:val="19"/>
                 <w:szCs w:val="19"/>
               </w:rPr>
-              <w:t xml:space="preserve">Afterwards</w:t>
-            </w:r>
-          </w:p>
-        </w:tc>
-        <w:tc>
-          <w:tcPr>
-            <w:tcW w:type="dxa" w:w="4613"/>
+              <w:t xml:space="preserve">Afterward</w:t>
+            </w:r>
+          </w:p>
+        </w:tc>
+        <w:tc>
+          <w:tcPr>
+            <w:tcW w:type="dxa" w:w="3918"/>
+            <w:shd w:fill="FFFFFF" w:val="clear"/>
+            <w:tcMar>
+              <w:top w:type="dxa" w:w="70"/>
+              <w:left w:type="dxa" w:w="110"/>
+              <w:bottom w:type="dxa" w:w="70"/>
+              <w:right w:type="dxa" w:w="110"/>
+            </w:tcMar>
+          </w:tcPr>
+          <w:p>
+            <w:pPr>
+              <w:spacing w:after="0" w:before="0" w:line="252"/>
+            </w:pPr>
+            <w:r>
+              <w:rPr>
+                <w:rFonts w:ascii="Calibri" w:cs="Calibri" w:eastAsia="Calibri" w:hAnsi="Calibri"/>
+                <w:color w:val="1A1A1A"/>
+                <w:sz w:val="19"/>
+                <w:szCs w:val="19"/>
+              </w:rPr>
+              <w:t xml:space="preserve">It counts, and moves nothing until a person raises the learning dial; the one exception is below</w:t>
+            </w:r>
+          </w:p>
+        </w:tc>
+        <w:tc>
+          <w:tcPr>
+            <w:tcW w:type="dxa" w:w="1281"/>
             <w:shd w:fill="FFFFFF" w:val="clear"/>
             <w:tcMar>
               <w:top w:type="dxa" w:w="70"/>
@@ -1459,15 +1582,6 @@
               </w:rPr>
               <w:t xml:space="preserve">Built</w:t>
             </w:r>
-            <w:r>
-              <w:rPr>
-                <w:rFonts w:ascii="Calibri" w:cs="Calibri" w:eastAsia="Calibri" w:hAnsi="Calibri"/>
-                <w:color w:val="1A1A1A"/>
-                <w:sz w:val="19"/>
-                <w:szCs w:val="19"/>
-              </w:rPr>
-              <w:t xml:space="preserve">, with the one exception below: it counts, and moves nothing until the dial turns</w:t>
-            </w:r>
           </w:p>
         </w:tc>
       </w:tr>
@@ -1488,7 +1602,7 @@
           <w:sz w:val="21"/>
           <w:szCs w:val="21"/>
         </w:rPr>
-        <w:t xml:space="preserve">The one exception: on a customer's site, recording receipts and outcomes through the SDK, the engine's browser library, waits on a setting that needs retention periods the customer has approved, an open decision. The hosted demos record today.</w:t>
+        <w:t xml:space="preserve">The one exception to keep straight: on a customer's site, recording receipts and outcomes through the SDK, the engine's browser library, waits on a setting that needs retention periods the customer has approved, an open decision. The hosted demos record today.</w:t>
       </w:r>
     </w:p>
     <w:p>
@@ -1506,7 +1620,7 @@
           <w:sz w:val="25"/>
           <w:szCs w:val="25"/>
         </w:rPr>
-        <w:t xml:space="preserve">Where the AI is</w:t>
+        <w:t xml:space="preserve">Where AI and credits fit</w:t>
       </w:r>
       <w:bookmarkEnd w:id="3"/>
     </w:p>
@@ -1521,19 +1635,48 @@
           <w:sz w:val="21"/>
           <w:szCs w:val="21"/>
         </w:rPr>
-        <w:t xml:space="preserve">The engine calls no AI model to decide, and even its receipts are written as data. Generative AI belongs to Opal, where a person asks or AI creates: an audience, a test, an analysis, or tags for content that a person approves. That is where AI credits apply, and credits follow the team's activity, never the site's traffic. AI features a visitor uses directly, such as typed search, are separate and off by default. Opal is not connected to the engine today, and how AI-proposed tags are billed is still open. The whole boundary is on the credits page, </w:t>
-      </w:r>
-      <w:r>
-        <w:rPr>
-          <w:rFonts w:ascii="Calibri" w:cs="Calibri" w:eastAsia="Calibri" w:hAnsi="Calibri"/>
-          <w:i/>
-          <w:iCs/>
-          <w:color w:val="1A1A1A"/>
-          <w:sz w:val="21"/>
-          <w:szCs w:val="21"/>
-        </w:rPr>
-        <w:t xml:space="preserve">Where Opal and AI Credits Fit, and Where They Never Do</w:t>
-      </w:r>
+        <w:t xml:space="preserve">The engine decides, and it calls no AI model to decide, so serving a page never spends an AI credit, however much traffic grows. AI work that people do, such as writing content, explaining results or analyzing them, is where credits belong, and Opal is that product; it is not connected to the engine today. The engine's own reasons for each decision are arithmetic it produces itself. How each line is metered and priced is monetization's decision and is still open.</w:t>
+      </w:r>
+    </w:p>
+    <w:p>
+      <w:pPr>
+        <w:spacing w:after="120" w:line="276"/>
+      </w:pPr>
+      <w:r>
+        <w:rPr>
+          <w:rFonts w:ascii="Calibri" w:cs="Calibri" w:eastAsia="Calibri" w:hAnsi="Calibri"/>
+          <w:color w:val="1A1A1A"/>
+          <w:sz w:val="21"/>
+          <w:szCs w:val="21"/>
+        </w:rPr>
+        <w:t xml:space="preserve">AI features a visitor uses directly, such as typed search, are separate and off by default. Tags for the brand's content can be proposed by the brand's own AI model, with a person approving each one, outside the decision; how that is billed is still open.</w:t>
+      </w:r>
+    </w:p>
+    <w:p>
+      <w:pPr>
+        <w:spacing w:after="120" w:line="276"/>
+      </w:pPr>
+      <w:r>
+        <w:rPr>
+          <w:rFonts w:ascii="Calibri" w:cs="Calibri" w:eastAsia="Calibri" w:hAnsi="Calibri"/>
+          <w:color w:val="1A1A1A"/>
+          <w:sz w:val="21"/>
+          <w:szCs w:val="21"/>
+        </w:rPr>
+        <w:t xml:space="preserve">The whole boundary is on the credits page, </w:t>
+      </w:r>
+      <w:hyperlink w:history="1" r:id="rId03b9olbbz_0gkvgaizcst">
+        <w:r>
+          <w:rPr>
+            <w:rFonts w:ascii="Calibri" w:cs="Calibri" w:eastAsia="Calibri" w:hAnsi="Calibri"/>
+            <w:color w:val="0B5CAD"/>
+            <w:sz w:val="21"/>
+            <w:szCs w:val="21"/>
+            <w:u w:val="single"/>
+          </w:rPr>
+          <w:t xml:space="preserve">Where Opal and AI credits fit</w:t>
+        </w:r>
+      </w:hyperlink>
       <w:r>
         <w:rPr>
           <w:rFonts w:ascii="Calibri" w:cs="Calibri" w:eastAsia="Calibri" w:hAnsi="Calibri"/>
@@ -1576,7 +1719,7 @@
         </w:rPr>
         <w:t xml:space="preserve">The engine's core is built and runs today; the path onto a customer's own site is where the open decisions sit. Two hosted demos run on today's engine, </w:t>
       </w:r>
-      <w:hyperlink w:history="1" r:id="rIdwptqlzhdmngnihywvdic-">
+      <w:hyperlink w:history="1" r:id="rId2dxlormyk3d53bkgjsqgx">
         <w:r>
           <w:rPr>
             <w:rFonts w:ascii="Calibri" w:cs="Calibri" w:eastAsia="Calibri" w:hAnsi="Calibri"/>
@@ -1597,7 +1740,7 @@
         </w:rPr>
         <w:t xml:space="preserve"> and </w:t>
       </w:r>
-      <w:hyperlink w:history="1" r:id="rId9f0m--gfwia5lszcn9dwv">
+      <w:hyperlink w:history="1" r:id="rIdzbbdfiewv6-qubyfzncin">
         <w:r>
           <w:rPr>
             <w:rFonts w:ascii="Calibri" w:cs="Calibri" w:eastAsia="Calibri" w:hAnsi="Calibri"/>
@@ -1616,7 +1759,7 @@
           <w:sz w:val="21"/>
           <w:szCs w:val="21"/>
         </w:rPr>
-        <w:t xml:space="preserve">, and their regional data is synthetic and labeled. For each visitor, the engine orders whatever sits in a slot, including a stack of page modules, and shows why. Where each slot sits on the page stays the site's own template, and changing the layout by context is a designed next step. Describe what is built, call designed items designed, and promise nothing that is open. Two more limits: there is no native mobile app kit, and no speed, lift or revenue figure may be quoted, since none has been measured in a quotable way.</w:t>
+        <w:t xml:space="preserve">, and their regional data is synthetic and labeled. For each visitor, the engine orders whatever sits in a slot, including a stack of page modules, and shows why. Where each slot sits on the page stays the site's own template, and changing the layout by context is a designed next step. Describe what is built, call designed items designed, and promise nothing that is open. Two more limits: there is no native app SDK, and no speed, lift or revenue figure may be quoted, since none has been measured in a quotable way.</w:t>
       </w:r>
     </w:p>
     <w:tbl>
@@ -1632,8 +1775,8 @@
         </w:tblBorders>
       </w:tblPr>
       <w:tblGrid>
-        <w:gridCol w:w="1236"/>
-        <w:gridCol w:w="8124"/>
+        <w:gridCol w:w="1230"/>
+        <w:gridCol w:w="8130"/>
       </w:tblGrid>
       <w:tr>
         <w:trPr>
@@ -1641,7 +1784,7 @@
         </w:trPr>
         <w:tc>
           <w:tcPr>
-            <w:tcW w:type="dxa" w:w="1236"/>
+            <w:tcW w:type="dxa" w:w="1230"/>
             <w:shd w:fill="E8EDF4" w:val="clear"/>
             <w:tcMar>
               <w:top w:type="dxa" w:w="70"/>
@@ -1669,7 +1812,7 @@
         </w:tc>
         <w:tc>
           <w:tcPr>
-            <w:tcW w:type="dxa" w:w="8124"/>
+            <w:tcW w:type="dxa" w:w="8130"/>
             <w:shd w:fill="E8EDF4" w:val="clear"/>
             <w:tcMar>
               <w:top w:type="dxa" w:w="70"/>
@@ -1699,7 +1842,7 @@
       <w:tr>
         <w:tc>
           <w:tcPr>
-            <w:tcW w:type="dxa" w:w="1236"/>
+            <w:tcW w:type="dxa" w:w="1230"/>
             <w:shd w:fill="FFFFFF" w:val="clear"/>
             <w:tcMar>
               <w:top w:type="dxa" w:w="70"/>
@@ -1727,7 +1870,7 @@
         </w:tc>
         <w:tc>
           <w:tcPr>
-            <w:tcW w:type="dxa" w:w="8124"/>
+            <w:tcW w:type="dxa" w:w="8130"/>
             <w:shd w:fill="FFFFFF" w:val="clear"/>
             <w:tcMar>
               <w:top w:type="dxa" w:w="70"/>
@@ -1747,7 +1890,7 @@
                 <w:sz w:val="19"/>
                 <w:szCs w:val="19"/>
               </w:rPr>
-              <w:t xml:space="preserve">Consent gating; graded, fading interests, with entry and exit lines for audiences; the cold start, from how a visitor arrived and the regional prior; date, stock and region rules, pins, exclusions and the other merchandising controls; receipts; versioned settings changed without a software release, most of them in the operator console; product re-ranking, which reorders a product list that a commerce platform supplies; outcome counting and the day report; the learning dial; holdout groups that see the site's own defaults, for comparison; the sign-in merge of a visitor's interests</w:t>
+              <w:t xml:space="preserve">Consent gating; graded, fading interests, with entry and exit lines for audiences; the cold start, from how a visitor arrived and the regional prior; date, stock and region rules, pins, exclusions and the other merchandising controls; the order of whatever sits in a slot, a stack of page modules included; receipts; versioned settings changed without a software release, most of them in the operator console; product re-ranking, which reorders a product list that a commerce platform supplies; outcome counting and the day report; the learning dial; holdout groups that see the site's own defaults, for comparison; the sign-in merge of a visitor's interests</w:t>
             </w:r>
           </w:p>
         </w:tc>
@@ -1755,7 +1898,7 @@
       <w:tr>
         <w:tc>
           <w:tcPr>
-            <w:tcW w:type="dxa" w:w="1236"/>
+            <w:tcW w:type="dxa" w:w="1230"/>
             <w:shd w:fill="F6F8FB" w:val="clear"/>
             <w:tcMar>
               <w:top w:type="dxa" w:w="70"/>
@@ -1783,7 +1926,7 @@
         </w:tc>
         <w:tc>
           <w:tcPr>
-            <w:tcW w:type="dxa" w:w="8124"/>
+            <w:tcW w:type="dxa" w:w="8130"/>
             <w:shd w:fill="F6F8FB" w:val="clear"/>
             <w:tcMar>
               <w:top w:type="dxa" w:w="70"/>
@@ -1803,7 +1946,7 @@
                 <w:sz w:val="19"/>
                 <w:szCs w:val="19"/>
               </w:rPr>
-              <w:t xml:space="preserve">Ordering a page's modules, its blocks such as a hero or a row of products, for each context; correcting what it learns for where on the page a piece was shown; matching content by meaning as well as by tags</w:t>
+              <w:t xml:space="preserve">Configuring a page's layout per context, such as by channel or visit; correcting what it learns for where on the page a piece was shown; matching content by meaning as well as by tags</w:t>
             </w:r>
           </w:p>
         </w:tc>
@@ -1811,7 +1954,7 @@
       <w:tr>
         <w:tc>
           <w:tcPr>
-            <w:tcW w:type="dxa" w:w="1236"/>
+            <w:tcW w:type="dxa" w:w="1230"/>
             <w:shd w:fill="FFFFFF" w:val="clear"/>
             <w:tcMar>
               <w:top w:type="dxa" w:w="70"/>
@@ -1839,7 +1982,7 @@
         </w:tc>
         <w:tc>
           <w:tcPr>
-            <w:tcW w:type="dxa" w:w="8124"/>
+            <w:tcW w:type="dxa" w:w="8130"/>
             <w:shd w:fill="FFFFFF" w:val="clear"/>
             <w:tcMar>
               <w:top w:type="dxa" w:w="70"/>
@@ -1859,7 +2002,7 @@
                 <w:sz w:val="19"/>
                 <w:szCs w:val="19"/>
               </w:rPr>
-              <w:t xml:space="preserve">The customer deployment path, from a customer's first settings to going live; connections to Opal, ODP and Feature Experimentation; measurement on a customer's site, including recording through the SDK, retention periods and the experiment design; the commercial meter and its rates</w:t>
+              <w:t xml:space="preserve">A customer deployment's first configuration, and the live gates before going live; connections to Opal, ODP and Feature Experimentation; measurement on a customer's site, including recording through the SDK, retention periods and the experiment design; the commercial meter and its rates</w:t>
             </w:r>
           </w:p>
         </w:tc>
@@ -1924,7 +2067,7 @@
           <w:sz w:val="21"/>
           <w:szCs w:val="21"/>
         </w:rPr>
-        <w:t xml:space="preserve">"The engine calls no AI model to decide; every decision is arithmetic, with a receipt that shows it."</w:t>
+        <w:t xml:space="preserve">"The engine calls no AI model to decide; every decision is arithmetic, and every answer carries its reasons."</w:t>
       </w:r>
     </w:p>
     <w:p>
@@ -1981,7 +2124,7 @@
           <w:sz w:val="21"/>
           <w:szCs w:val="21"/>
         </w:rPr>
-        <w:t xml:space="preserve">"Learning moves nothing until your team turns the dial."</w:t>
+        <w:t xml:space="preserve">"Learning is built, and it changes nothing until a person raises the learning dial."</w:t>
       </w:r>
     </w:p>
     <w:p>
@@ -2021,8 +2164,8 @@
         </w:tblBorders>
       </w:tblPr>
       <w:tblGrid>
-        <w:gridCol w:w="4071"/>
-        <w:gridCol w:w="5289"/>
+        <w:gridCol w:w="4280"/>
+        <w:gridCol w:w="5080"/>
       </w:tblGrid>
       <w:tr>
         <w:trPr>
@@ -2030,7 +2173,7 @@
         </w:trPr>
         <w:tc>
           <w:tcPr>
-            <w:tcW w:type="dxa" w:w="4071"/>
+            <w:tcW w:type="dxa" w:w="4280"/>
             <w:shd w:fill="E8EDF4" w:val="clear"/>
             <w:tcMar>
               <w:top w:type="dxa" w:w="70"/>
@@ -2058,7 +2201,7 @@
         </w:tc>
         <w:tc>
           <w:tcPr>
-            <w:tcW w:type="dxa" w:w="5289"/>
+            <w:tcW w:type="dxa" w:w="5080"/>
             <w:shd w:fill="E8EDF4" w:val="clear"/>
             <w:tcMar>
               <w:top w:type="dxa" w:w="70"/>
@@ -2088,7 +2231,7 @@
       <w:tr>
         <w:tc>
           <w:tcPr>
-            <w:tcW w:type="dxa" w:w="4071"/>
+            <w:tcW w:type="dxa" w:w="4280"/>
             <w:shd w:fill="FFFFFF" w:val="clear"/>
             <w:tcMar>
               <w:top w:type="dxa" w:w="70"/>
@@ -2108,13 +2251,13 @@
                 <w:sz w:val="19"/>
                 <w:szCs w:val="19"/>
               </w:rPr>
-              <w:t xml:space="preserve">"It uses AI to personalize."</w:t>
-            </w:r>
-          </w:p>
-        </w:tc>
-        <w:tc>
-          <w:tcPr>
-            <w:tcW w:type="dxa" w:w="5289"/>
+              <w:t xml:space="preserve">"It uses AI to personalize."; "AI-powered personalization"</w:t>
+            </w:r>
+          </w:p>
+        </w:tc>
+        <w:tc>
+          <w:tcPr>
+            <w:tcW w:type="dxa" w:w="5080"/>
             <w:shd w:fill="FFFFFF" w:val="clear"/>
             <w:tcMar>
               <w:top w:type="dxa" w:w="70"/>
@@ -2142,7 +2285,7 @@
       <w:tr>
         <w:tc>
           <w:tcPr>
-            <w:tcW w:type="dxa" w:w="4071"/>
+            <w:tcW w:type="dxa" w:w="4280"/>
             <w:shd w:fill="F6F8FB" w:val="clear"/>
             <w:tcMar>
               <w:top w:type="dxa" w:w="70"/>
@@ -2168,7 +2311,7 @@
         </w:tc>
         <w:tc>
           <w:tcPr>
-            <w:tcW w:type="dxa" w:w="5289"/>
+            <w:tcW w:type="dxa" w:w="5080"/>
             <w:shd w:fill="F6F8FB" w:val="clear"/>
             <w:tcMar>
               <w:top w:type="dxa" w:w="70"/>
@@ -2196,7 +2339,7 @@
       <w:tr>
         <w:tc>
           <w:tcPr>
-            <w:tcW w:type="dxa" w:w="4071"/>
+            <w:tcW w:type="dxa" w:w="4280"/>
             <w:shd w:fill="FFFFFF" w:val="clear"/>
             <w:tcMar>
               <w:top w:type="dxa" w:w="70"/>
@@ -2222,7 +2365,7 @@
         </w:tc>
         <w:tc>
           <w:tcPr>
-            <w:tcW w:type="dxa" w:w="5289"/>
+            <w:tcW w:type="dxa" w:w="5080"/>
             <w:shd w:fill="FFFFFF" w:val="clear"/>
             <w:tcMar>
               <w:top w:type="dxa" w:w="70"/>
@@ -2242,7 +2385,7 @@
                 <w:sz w:val="19"/>
                 <w:szCs w:val="19"/>
               </w:rPr>
-              <w:t xml:space="preserve">"It runs on Cloudflare's network, in the data center nearest each visitor."</w:t>
+              <w:t xml:space="preserve">"We quote no timing figure; timing is measured on the customer's own deployment."</w:t>
             </w:r>
           </w:p>
         </w:tc>
@@ -2250,7 +2393,7 @@
       <w:tr>
         <w:tc>
           <w:tcPr>
-            <w:tcW w:type="dxa" w:w="4071"/>
+            <w:tcW w:type="dxa" w:w="4280"/>
             <w:shd w:fill="F6F8FB" w:val="clear"/>
             <w:tcMar>
               <w:top w:type="dxa" w:w="70"/>
@@ -2276,7 +2419,7 @@
         </w:tc>
         <w:tc>
           <w:tcPr>
-            <w:tcW w:type="dxa" w:w="5289"/>
+            <w:tcW w:type="dxa" w:w="5080"/>
             <w:shd w:fill="F6F8FB" w:val="clear"/>
             <w:tcMar>
               <w:top w:type="dxa" w:w="70"/>
@@ -2304,7 +2447,7 @@
       <w:tr>
         <w:tc>
           <w:tcPr>
-            <w:tcW w:type="dxa" w:w="4071"/>
+            <w:tcW w:type="dxa" w:w="4280"/>
             <w:shd w:fill="FFFFFF" w:val="clear"/>
             <w:tcMar>
               <w:top w:type="dxa" w:w="70"/>
@@ -2330,7 +2473,7 @@
         </w:tc>
         <w:tc>
           <w:tcPr>
-            <w:tcW w:type="dxa" w:w="5289"/>
+            <w:tcW w:type="dxa" w:w="5080"/>
             <w:shd w:fill="FFFFFF" w:val="clear"/>
             <w:tcMar>
               <w:top w:type="dxa" w:w="70"/>
@@ -2351,6 +2494,168 @@
                 <w:szCs w:val="19"/>
               </w:rPr>
               <w:t xml:space="preserve">"It calls no AI model to decide."</w:t>
+            </w:r>
+          </w:p>
+        </w:tc>
+      </w:tr>
+      <w:tr>
+        <w:tc>
+          <w:tcPr>
+            <w:tcW w:type="dxa" w:w="4280"/>
+            <w:shd w:fill="F6F8FB" w:val="clear"/>
+            <w:tcMar>
+              <w:top w:type="dxa" w:w="70"/>
+              <w:left w:type="dxa" w:w="110"/>
+              <w:bottom w:type="dxa" w:w="70"/>
+              <w:right w:type="dxa" w:w="110"/>
+            </w:tcMar>
+          </w:tcPr>
+          <w:p>
+            <w:pPr>
+              <w:spacing w:after="0" w:before="0" w:line="252"/>
+            </w:pPr>
+            <w:r>
+              <w:rPr>
+                <w:rFonts w:ascii="Calibri" w:cs="Calibri" w:eastAsia="Calibri" w:hAnsi="Calibri"/>
+                <w:color w:val="1A1A1A"/>
+                <w:sz w:val="19"/>
+                <w:szCs w:val="19"/>
+              </w:rPr>
+              <w:t xml:space="preserve">"It reads their mind", "it knows what they want"</w:t>
+            </w:r>
+          </w:p>
+        </w:tc>
+        <w:tc>
+          <w:tcPr>
+            <w:tcW w:type="dxa" w:w="5080"/>
+            <w:shd w:fill="F6F8FB" w:val="clear"/>
+            <w:tcMar>
+              <w:top w:type="dxa" w:w="70"/>
+              <w:left w:type="dxa" w:w="110"/>
+              <w:bottom w:type="dxa" w:w="70"/>
+              <w:right w:type="dxa" w:w="110"/>
+            </w:tcMar>
+          </w:tcPr>
+          <w:p>
+            <w:pPr>
+              <w:spacing w:after="0" w:before="0" w:line="252"/>
+            </w:pPr>
+            <w:r>
+              <w:rPr>
+                <w:rFonts w:ascii="Calibri" w:cs="Calibri" w:eastAsia="Calibri" w:hAnsi="Calibri"/>
+                <w:color w:val="1A1A1A"/>
+                <w:sz w:val="19"/>
+                <w:szCs w:val="19"/>
+              </w:rPr>
+              <w:t xml:space="preserve">"It counts what the visitor does."</w:t>
+            </w:r>
+          </w:p>
+        </w:tc>
+      </w:tr>
+      <w:tr>
+        <w:tc>
+          <w:tcPr>
+            <w:tcW w:type="dxa" w:w="4280"/>
+            <w:shd w:fill="FFFFFF" w:val="clear"/>
+            <w:tcMar>
+              <w:top w:type="dxa" w:w="70"/>
+              <w:left w:type="dxa" w:w="110"/>
+              <w:bottom w:type="dxa" w:w="70"/>
+              <w:right w:type="dxa" w:w="110"/>
+            </w:tcMar>
+          </w:tcPr>
+          <w:p>
+            <w:pPr>
+              <w:spacing w:after="0" w:before="0" w:line="252"/>
+            </w:pPr>
+            <w:r>
+              <w:rPr>
+                <w:rFonts w:ascii="Calibri" w:cs="Calibri" w:eastAsia="Calibri" w:hAnsi="Calibri"/>
+                <w:color w:val="1A1A1A"/>
+                <w:sz w:val="19"/>
+                <w:szCs w:val="19"/>
+              </w:rPr>
+              <w:t xml:space="preserve">"One-to-one in real time"</w:t>
+            </w:r>
+          </w:p>
+        </w:tc>
+        <w:tc>
+          <w:tcPr>
+            <w:tcW w:type="dxa" w:w="5080"/>
+            <w:shd w:fill="FFFFFF" w:val="clear"/>
+            <w:tcMar>
+              <w:top w:type="dxa" w:w="70"/>
+              <w:left w:type="dxa" w:w="110"/>
+              <w:bottom w:type="dxa" w:w="70"/>
+              <w:right w:type="dxa" w:w="110"/>
+            </w:tcMar>
+          </w:tcPr>
+          <w:p>
+            <w:pPr>
+              <w:spacing w:after="0" w:before="0" w:line="252"/>
+            </w:pPr>
+            <w:r>
+              <w:rPr>
+                <w:rFonts w:ascii="Calibri" w:cs="Calibri" w:eastAsia="Calibri" w:hAnsi="Calibri"/>
+                <w:color w:val="1A1A1A"/>
+                <w:sz w:val="19"/>
+                <w:szCs w:val="19"/>
+              </w:rPr>
+              <w:t xml:space="preserve">"In the visitor's session, from their first event."</w:t>
+            </w:r>
+          </w:p>
+        </w:tc>
+      </w:tr>
+      <w:tr>
+        <w:tc>
+          <w:tcPr>
+            <w:tcW w:type="dxa" w:w="4280"/>
+            <w:shd w:fill="F6F8FB" w:val="clear"/>
+            <w:tcMar>
+              <w:top w:type="dxa" w:w="70"/>
+              <w:left w:type="dxa" w:w="110"/>
+              <w:bottom w:type="dxa" w:w="70"/>
+              <w:right w:type="dxa" w:w="110"/>
+            </w:tcMar>
+          </w:tcPr>
+          <w:p>
+            <w:pPr>
+              <w:spacing w:after="0" w:before="0" w:line="252"/>
+            </w:pPr>
+            <w:r>
+              <w:rPr>
+                <w:rFonts w:ascii="Calibri" w:cs="Calibri" w:eastAsia="Calibri" w:hAnsi="Calibri"/>
+                <w:color w:val="1A1A1A"/>
+                <w:sz w:val="19"/>
+                <w:szCs w:val="19"/>
+              </w:rPr>
+              <w:t xml:space="preserve">"A recommendations engine"</w:t>
+            </w:r>
+          </w:p>
+        </w:tc>
+        <w:tc>
+          <w:tcPr>
+            <w:tcW w:type="dxa" w:w="5080"/>
+            <w:shd w:fill="F6F8FB" w:val="clear"/>
+            <w:tcMar>
+              <w:top w:type="dxa" w:w="70"/>
+              <w:left w:type="dxa" w:w="110"/>
+              <w:bottom w:type="dxa" w:w="70"/>
+              <w:right w:type="dxa" w:w="110"/>
+            </w:tcMar>
+          </w:tcPr>
+          <w:p>
+            <w:pPr>
+              <w:spacing w:after="0" w:before="0" w:line="252"/>
+            </w:pPr>
+            <w:r>
+              <w:rPr>
+                <w:rFonts w:ascii="Calibri" w:cs="Calibri" w:eastAsia="Calibri" w:hAnsi="Calibri"/>
+                <w:color w:val="1A1A1A"/>
+                <w:sz w:val="19"/>
+                <w:szCs w:val="19"/>
+              </w:rPr>
+              <w:t xml:space="preserve">"It ranks the brand's own content for each decided place on a page."</w:t>
             </w:r>
           </w:p>
         </w:tc>
@@ -2402,7 +2707,7 @@
           <w:sz w:val="21"/>
           <w:szCs w:val="21"/>
         </w:rPr>
-        <w:t xml:space="preserve"> Nothing is personalized or recorded without the visitor's explicit choice, and a missing or expired one counts as no. With consent, the engine keeps their interests under a random id, keeps no device detail beyond iOS or Android, and does no fingerprinting.</w:t>
+        <w:t xml:space="preserve"> Nothing is personalized or recorded until the site passes the visitor's explicit consent choice. Without it, the visitor sees the site's own defaults. With consent, the engine keeps their interests under a random id, reads no device detail beyond the operating system family of the visitor's phone, and does no fingerprinting.</w:t>
       </w:r>
     </w:p>
     <w:p>
@@ -2452,7 +2757,7 @@
           <w:sz w:val="21"/>
           <w:szCs w:val="21"/>
         </w:rPr>
-        <w:t xml:space="preserve"> No. Every decision has a receipt showing what was served and why. The settings that shape an answer are published, versioned documents the brand can read, change and roll back without a software release.</w:t>
+        <w:t xml:space="preserve"> No. Every answer carries its reasons, and with the visitor's consent a receipt records what was served and why once recording is on. The settings that shape an answer are published, versioned documents the brand can read, change and roll back without a software release.</w:t>
       </w:r>
     </w:p>
     <w:p>
@@ -2527,7 +2832,7 @@
           <w:sz w:val="21"/>
           <w:szCs w:val="21"/>
         </w:rPr>
-        <w:t xml:space="preserve"> No. ODP, Feature Experimentation and Opal are not in its decision path, and none is connected to it today.</w:t>
+        <w:t xml:space="preserve"> No. ODP, Feature Experimentation and Opal are not in the decision path, and none is connected to it today.</w:t>
       </w:r>
     </w:p>
     <w:p>
@@ -2577,19 +2882,41 @@
           <w:sz w:val="21"/>
           <w:szCs w:val="21"/>
         </w:rPr>
-        <w:t xml:space="preserve"> See the credits page and </w:t>
-      </w:r>
-      <w:r>
-        <w:rPr>
-          <w:rFonts w:ascii="Calibri" w:cs="Calibri" w:eastAsia="Calibri" w:hAnsi="Calibri"/>
-          <w:i/>
-          <w:iCs/>
-          <w:color w:val="1A1A1A"/>
-          <w:sz w:val="21"/>
-          <w:szCs w:val="21"/>
-        </w:rPr>
-        <w:t xml:space="preserve">Selling it</w:t>
-      </w:r>
+        <w:t xml:space="preserve"> See </w:t>
+      </w:r>
+      <w:hyperlink w:history="1" r:id="rIdabk1fus_fxpr-2wf6w9z4">
+        <w:r>
+          <w:rPr>
+            <w:rFonts w:ascii="Calibri" w:cs="Calibri" w:eastAsia="Calibri" w:hAnsi="Calibri"/>
+            <w:color w:val="0B5CAD"/>
+            <w:sz w:val="21"/>
+            <w:szCs w:val="21"/>
+            <w:u w:val="single"/>
+          </w:rPr>
+          <w:t xml:space="preserve">Where Opal and AI credits fit</w:t>
+        </w:r>
+      </w:hyperlink>
+      <w:r>
+        <w:rPr>
+          <w:rFonts w:ascii="Calibri" w:cs="Calibri" w:eastAsia="Calibri" w:hAnsi="Calibri"/>
+          <w:color w:val="1A1A1A"/>
+          <w:sz w:val="21"/>
+          <w:szCs w:val="21"/>
+        </w:rPr>
+        <w:t xml:space="preserve"> and </w:t>
+      </w:r>
+      <w:hyperlink w:history="1" r:id="rIdux6sxtaxkdnnbarwbk-1g">
+        <w:r>
+          <w:rPr>
+            <w:rFonts w:ascii="Calibri" w:cs="Calibri" w:eastAsia="Calibri" w:hAnsi="Calibri"/>
+            <w:color w:val="0B5CAD"/>
+            <w:sz w:val="21"/>
+            <w:szCs w:val="21"/>
+            <w:u w:val="single"/>
+          </w:rPr>
+          <w:t xml:space="preserve">Selling it</w:t>
+        </w:r>
+      </w:hyperlink>
       <w:r>
         <w:rPr>
           <w:rFonts w:ascii="Calibri" w:cs="Calibri" w:eastAsia="Calibri" w:hAnsi="Calibri"/>
@@ -2628,17 +2955,18 @@
         </w:numPr>
         <w:spacing w:after="60" w:line="264"/>
       </w:pPr>
-      <w:r>
-        <w:rPr>
-          <w:rFonts w:ascii="Calibri" w:cs="Calibri" w:eastAsia="Calibri" w:hAnsi="Calibri"/>
-          <w:i/>
-          <w:iCs/>
-          <w:color w:val="1A1A1A"/>
-          <w:sz w:val="21"/>
-          <w:szCs w:val="21"/>
-        </w:rPr>
-        <w:t xml:space="preserve">Selling it</w:t>
-      </w:r>
+      <w:hyperlink w:history="1" r:id="rId3yrrdhl44ji034fcx44uw">
+        <w:r>
+          <w:rPr>
+            <w:rFonts w:ascii="Calibri" w:cs="Calibri" w:eastAsia="Calibri" w:hAnsi="Calibri"/>
+            <w:color w:val="0B5CAD"/>
+            <w:sz w:val="21"/>
+            <w:szCs w:val="21"/>
+            <w:u w:val="single"/>
+          </w:rPr>
+          <w:t xml:space="preserve">Selling it</w:t>
+        </w:r>
+      </w:hyperlink>
       <w:r>
         <w:rPr>
           <w:rFonts w:ascii="Calibri" w:cs="Calibri" w:eastAsia="Calibri" w:hAnsi="Calibri"/>
@@ -2658,17 +2986,18 @@
         </w:numPr>
         <w:spacing w:after="60" w:line="264"/>
       </w:pPr>
-      <w:r>
-        <w:rPr>
-          <w:rFonts w:ascii="Calibri" w:cs="Calibri" w:eastAsia="Calibri" w:hAnsi="Calibri"/>
-          <w:i/>
-          <w:iCs/>
-          <w:color w:val="1A1A1A"/>
-          <w:sz w:val="21"/>
-          <w:szCs w:val="21"/>
-        </w:rPr>
-        <w:t xml:space="preserve">How it works and where it runs</w:t>
-      </w:r>
+      <w:hyperlink w:history="1" r:id="rIdw0j2y1dnb4dmtddeiz_ac">
+        <w:r>
+          <w:rPr>
+            <w:rFonts w:ascii="Calibri" w:cs="Calibri" w:eastAsia="Calibri" w:hAnsi="Calibri"/>
+            <w:color w:val="0B5CAD"/>
+            <w:sz w:val="21"/>
+            <w:szCs w:val="21"/>
+            <w:u w:val="single"/>
+          </w:rPr>
+          <w:t xml:space="preserve">How it works and where it runs</w:t>
+        </w:r>
+      </w:hyperlink>
       <w:r>
         <w:rPr>
           <w:rFonts w:ascii="Calibri" w:cs="Calibri" w:eastAsia="Calibri" w:hAnsi="Calibri"/>
@@ -2688,17 +3017,18 @@
         </w:numPr>
         <w:spacing w:after="60" w:line="264"/>
       </w:pPr>
-      <w:r>
-        <w:rPr>
-          <w:rFonts w:ascii="Calibri" w:cs="Calibri" w:eastAsia="Calibri" w:hAnsi="Calibri"/>
-          <w:i/>
-          <w:iCs/>
-          <w:color w:val="1A1A1A"/>
-          <w:sz w:val="21"/>
-          <w:szCs w:val="21"/>
-        </w:rPr>
-        <w:t xml:space="preserve">Where Opal and AI Credits Fit, and Where They Never Do</w:t>
-      </w:r>
+      <w:hyperlink w:history="1" r:id="rId3rugnjsasxocvxa8ggypk">
+        <w:r>
+          <w:rPr>
+            <w:rFonts w:ascii="Calibri" w:cs="Calibri" w:eastAsia="Calibri" w:hAnsi="Calibri"/>
+            <w:color w:val="0B5CAD"/>
+            <w:sz w:val="21"/>
+            <w:szCs w:val="21"/>
+            <w:u w:val="single"/>
+          </w:rPr>
+          <w:t xml:space="preserve">Where Opal and AI credits fit</w:t>
+        </w:r>
+      </w:hyperlink>
       <w:r>
         <w:rPr>
           <w:rFonts w:ascii="Calibri" w:cs="Calibri" w:eastAsia="Calibri" w:hAnsi="Calibri"/>
@@ -2718,17 +3048,18 @@
         </w:numPr>
         <w:spacing w:after="60" w:line="264"/>
       </w:pPr>
-      <w:r>
-        <w:rPr>
-          <w:rFonts w:ascii="Calibri" w:cs="Calibri" w:eastAsia="Calibri" w:hAnsi="Calibri"/>
-          <w:i/>
-          <w:iCs/>
-          <w:color w:val="1A1A1A"/>
-          <w:sz w:val="21"/>
-          <w:szCs w:val="21"/>
-        </w:rPr>
-        <w:t xml:space="preserve">The glossary</w:t>
-      </w:r>
+      <w:hyperlink w:history="1" r:id="rId1njpdzwujgiomjwgdpohy">
+        <w:r>
+          <w:rPr>
+            <w:rFonts w:ascii="Calibri" w:cs="Calibri" w:eastAsia="Calibri" w:hAnsi="Calibri"/>
+            <w:color w:val="0B5CAD"/>
+            <w:sz w:val="21"/>
+            <w:szCs w:val="21"/>
+            <w:u w:val="single"/>
+          </w:rPr>
+          <w:t xml:space="preserve">Glossary</w:t>
+        </w:r>
+      </w:hyperlink>
       <w:r>
         <w:rPr>
           <w:rFonts w:ascii="Calibri" w:cs="Calibri" w:eastAsia="Calibri" w:hAnsi="Calibri"/>
@@ -2737,6 +3068,37 @@
           <w:szCs w:val="21"/>
         </w:rPr>
         <w:t xml:space="preserve">, the package's terms.</w:t>
+      </w:r>
+    </w:p>
+    <w:p>
+      <w:pPr>
+        <w:pStyle w:val="ListParagraph"/>
+        <w:numPr>
+          <w:ilvl w:val="0"/>
+          <w:numId w:val="2"/>
+        </w:numPr>
+        <w:spacing w:after="60" w:line="264"/>
+      </w:pPr>
+      <w:hyperlink w:history="1" r:id="rIddwi-b0-g0o9mxzyzihv0i">
+        <w:r>
+          <w:rPr>
+            <w:rFonts w:ascii="Calibri" w:cs="Calibri" w:eastAsia="Calibri" w:hAnsi="Calibri"/>
+            <w:color w:val="0B5CAD"/>
+            <w:sz w:val="21"/>
+            <w:szCs w:val="21"/>
+            <w:u w:val="single"/>
+          </w:rPr>
+          <w:t xml:space="preserve">What is built, designed and open</w:t>
+        </w:r>
+      </w:hyperlink>
+      <w:r>
+        <w:rPr>
+          <w:rFonts w:ascii="Calibri" w:cs="Calibri" w:eastAsia="Calibri" w:hAnsi="Calibri"/>
+          <w:color w:val="1A1A1A"/>
+          <w:sz w:val="21"/>
+          <w:szCs w:val="21"/>
+        </w:rPr>
+        <w:t xml:space="preserve">, every capability with its verdict.</w:t>
       </w:r>
     </w:p>
     <w:p>
